--- a/eng/docx/50.content.docx
+++ b/eng/docx/50.content.docx
@@ -136,13 +136,6 @@
         <w:rPr>
           <w:lang w:val="en_US" w:bidi="en_US"/>
         </w:rPr>
-      </w:r>
-      <w:r>
-        <w:rPr>
-          <w:i/>
-          <w:lang w:val="en_US" w:bidi="en_US"/>
-        </w:rPr>
-        <w:t>Philippians 1:1, Philippians 1:5, Philippians 1:6, Philippians 1:7, Philippians 1:9, Philippians 1:11, Philippians 1:12–14, Philippians 1:17, Philippians 1:18, Philippians 1:20, Philippians 1:21, Philippians 1:22–24, Philippians 1:25, Philippians 1:27, Philippians 1:28, Philippians 1:29, Philippians 2:2, Philippians 2:3, Philippians 2:5–6, Philippians 2:6, Philippians 2:7, Philippians 2:8, Philippians 2:9, Philippians 2:11, Philippians 2:12, Philippians 2:13, Philippians 2:14, Philippians 2:17, Philippians 2:20, Philippians 2:24, Philippians 2:30, Philippians 3:2, Philippians 3:3, Philippians 3:6, Philippians 3:7, Philippians 3:8, Philippians 3:9, Philippians 3:10, Philippians 3:12, Philippians 3:14, Philippians 3:17, Philippians 3:19, Philippians 3:20, Philippians 3:21, Philippians 4:1, Philippians 4:2, Philippians 4:4, Philippians 4:6, Philippians 4:7, Philippians 4:8, Philippians 4:10, Philippians 4:11–12, Philippians 4:13, Philippians 4:17, Philippians 4:18, Philippians 4:19, Philippians 4:22</w:t>
       </w:r>
       <w:r>
         <w:rPr>

--- a/eng/docx/50.content.docx
+++ b/eng/docx/50.content.docx
@@ -123,19 +123,6 @@
           <w:lang w:val="en_US" w:bidi="en_US"/>
         </w:rPr>
         <w:t>PHP</w:t>
-      </w:r>
-      <w:r>
-        <w:rPr>
-          <w:lang w:val="en_US" w:bidi="en_US"/>
-        </w:rPr>
-      </w:r>
-    </w:p>
-    <w:p>
-      <w:pPr/>
-      <w:r>
-        <w:rPr>
-          <w:lang w:val="en_US" w:bidi="en_US"/>
-        </w:rPr>
       </w:r>
       <w:r>
         <w:rPr>

--- a/eng/docx/50.content.docx
+++ b/eng/docx/50.content.docx
@@ -19,7 +19,7 @@
         <w:rPr>
           <w:lang w:val="en_US" w:bidi="en_US"/>
         </w:rPr>
-        <w:t>Resource: Translation Questions (unfoldingWord)</w:t>
+        <w:t>Resource: unfoldingWord® Translation Questions</w:t>
       </w:r>
       <w:r>
         <w:rPr>
@@ -85,7 +85,7 @@
         <w:rPr>
           <w:lang w:val="en_US" w:bidi="en_US"/>
         </w:rPr>
-        <w:t>Translation Questions (unfoldingWord)</w:t>
+        <w:t>unfoldingWord® Translation Questions</w:t>
       </w:r>
     </w:p>
     <w:p>

--- a/eng/docx/50.content.docx
+++ b/eng/docx/50.content.docx
@@ -185,7 +185,7 @@
         <w:rPr>
           <w:lang w:val="en_US" w:bidi="en_US"/>
         </w:rPr>
-        <w:t>Philippians 1:1</w:t>
+        <w:t>Philippians 1:1 (#1)</w:t>
       </w:r>
       <w:r>
         <w:rPr>
@@ -248,7 +248,7 @@
         <w:rPr>
           <w:lang w:val="en_US" w:bidi="en_US"/>
         </w:rPr>
-        <w:t>Philippians 1:5</w:t>
+        <w:t>Philippians 1:5 (#1)</w:t>
       </w:r>
       <w:r>
         <w:rPr>
@@ -311,7 +311,7 @@
         <w:rPr>
           <w:lang w:val="en_US" w:bidi="en_US"/>
         </w:rPr>
-        <w:t>Philippians 1:6</w:t>
+        <w:t>Philippians 1:6 (#1)</w:t>
       </w:r>
       <w:r>
         <w:rPr>
@@ -374,7 +374,7 @@
         <w:rPr>
           <w:lang w:val="en_US" w:bidi="en_US"/>
         </w:rPr>
-        <w:t>Philippians 1:7</w:t>
+        <w:t>Philippians 1:7 (#1)</w:t>
       </w:r>
       <w:r>
         <w:rPr>
@@ -437,7 +437,7 @@
         <w:rPr>
           <w:lang w:val="en_US" w:bidi="en_US"/>
         </w:rPr>
-        <w:t>Philippians 1:9</w:t>
+        <w:t>Philippians 1:9 (#1)</w:t>
       </w:r>
       <w:r>
         <w:rPr>
@@ -500,7 +500,7 @@
         <w:rPr>
           <w:lang w:val="en_US" w:bidi="en_US"/>
         </w:rPr>
-        <w:t>Philippians 1:11</w:t>
+        <w:t>Philippians 1:11 (#1)</w:t>
       </w:r>
       <w:r>
         <w:rPr>
@@ -563,7 +563,7 @@
         <w:rPr>
           <w:lang w:val="en_US" w:bidi="en_US"/>
         </w:rPr>
-        <w:t>Philippians 1:12–14</w:t>
+        <w:t>Philippians 1:12–14 (#1)</w:t>
       </w:r>
       <w:r>
         <w:rPr>
@@ -626,7 +626,7 @@
         <w:rPr>
           <w:lang w:val="en_US" w:bidi="en_US"/>
         </w:rPr>
-        <w:t>Philippians 1:17</w:t>
+        <w:t>Philippians 1:17 (#1)</w:t>
       </w:r>
       <w:r>
         <w:rPr>
@@ -689,7 +689,7 @@
         <w:rPr>
           <w:lang w:val="en_US" w:bidi="en_US"/>
         </w:rPr>
-        <w:t>Philippians 1:18</w:t>
+        <w:t>Philippians 1:18 (#1)</w:t>
       </w:r>
       <w:r>
         <w:rPr>
@@ -752,7 +752,7 @@
         <w:rPr>
           <w:lang w:val="en_US" w:bidi="en_US"/>
         </w:rPr>
-        <w:t>Philippians 1:20</w:t>
+        <w:t>Philippians 1:20 (#1)</w:t>
       </w:r>
       <w:r>
         <w:rPr>
@@ -815,7 +815,7 @@
         <w:rPr>
           <w:lang w:val="en_US" w:bidi="en_US"/>
         </w:rPr>
-        <w:t>Philippians 1:21</w:t>
+        <w:t>Philippians 1:21 (#1)</w:t>
       </w:r>
       <w:r>
         <w:rPr>
@@ -878,7 +878,7 @@
         <w:rPr>
           <w:lang w:val="en_US" w:bidi="en_US"/>
         </w:rPr>
-        <w:t>Philippians 1:22–24</w:t>
+        <w:t>Philippians 1:22–24 (#1)</w:t>
       </w:r>
       <w:r>
         <w:rPr>
@@ -941,7 +941,7 @@
         <w:rPr>
           <w:lang w:val="en_US" w:bidi="en_US"/>
         </w:rPr>
-        <w:t>Philippians 1:25</w:t>
+        <w:t>Philippians 1:25 (#1)</w:t>
       </w:r>
       <w:r>
         <w:rPr>
@@ -1004,7 +1004,7 @@
         <w:rPr>
           <w:lang w:val="en_US" w:bidi="en_US"/>
         </w:rPr>
-        <w:t>Philippians 1:27</w:t>
+        <w:t>Philippians 1:27 (#1)</w:t>
       </w:r>
       <w:r>
         <w:rPr>
@@ -1067,7 +1067,7 @@
         <w:rPr>
           <w:lang w:val="en_US" w:bidi="en_US"/>
         </w:rPr>
-        <w:t>Philippians 1:28</w:t>
+        <w:t>Philippians 1:28 (#1)</w:t>
       </w:r>
       <w:r>
         <w:rPr>
@@ -1101,7 +1101,7 @@
         <w:rPr>
           <w:lang w:val="en_US" w:bidi="en_US"/>
         </w:rPr>
-        <w:t>When the Philippians did not fear those opposing them, it was a sign of their opponents’ destruction, but of the believers' salvation.</w:t>
+        <w:t>When the Philippians did not fear those opposing them, it was a sign of their opponents’ destruction, but of the believers’ salvation.</w:t>
       </w:r>
       <w:r>
         <w:rPr>
@@ -1130,7 +1130,7 @@
         <w:rPr>
           <w:lang w:val="en_US" w:bidi="en_US"/>
         </w:rPr>
-        <w:t>Philippians 1:29</w:t>
+        <w:t>Philippians 1:29 (#1)</w:t>
       </w:r>
       <w:r>
         <w:rPr>
@@ -1193,7 +1193,7 @@
         <w:rPr>
           <w:lang w:val="en_US" w:bidi="en_US"/>
         </w:rPr>
-        <w:t>Philippians 2:2</w:t>
+        <w:t>Philippians 2:2 (#1)</w:t>
       </w:r>
       <w:r>
         <w:rPr>
@@ -1256,7 +1256,7 @@
         <w:rPr>
           <w:lang w:val="en_US" w:bidi="en_US"/>
         </w:rPr>
-        <w:t>Philippians 2:3</w:t>
+        <w:t>Philippians 2:3 (#1)</w:t>
       </w:r>
       <w:r>
         <w:rPr>
@@ -1319,7 +1319,7 @@
         <w:rPr>
           <w:lang w:val="en_US" w:bidi="en_US"/>
         </w:rPr>
-        <w:t>Philippians 2:5–6</w:t>
+        <w:t>Philippians 2:5–6 (#1)</w:t>
       </w:r>
       <w:r>
         <w:rPr>
@@ -1382,7 +1382,7 @@
         <w:rPr>
           <w:lang w:val="en_US" w:bidi="en_US"/>
         </w:rPr>
-        <w:t>Philippians 2:6</w:t>
+        <w:t>Philippians 2:6 (#1)</w:t>
       </w:r>
       <w:r>
         <w:rPr>
@@ -1445,7 +1445,7 @@
         <w:rPr>
           <w:lang w:val="en_US" w:bidi="en_US"/>
         </w:rPr>
-        <w:t>Philippians 2:7</w:t>
+        <w:t>Philippians 2:7 (#1)</w:t>
       </w:r>
       <w:r>
         <w:rPr>
@@ -1508,7 +1508,7 @@
         <w:rPr>
           <w:lang w:val="en_US" w:bidi="en_US"/>
         </w:rPr>
-        <w:t>Philippians 2:8</w:t>
+        <w:t>Philippians 2:8 (#1)</w:t>
       </w:r>
       <w:r>
         <w:rPr>
@@ -1571,7 +1571,7 @@
         <w:rPr>
           <w:lang w:val="en_US" w:bidi="en_US"/>
         </w:rPr>
-        <w:t>Philippians 2:9</w:t>
+        <w:t>Philippians 2:9 (#1)</w:t>
       </w:r>
       <w:r>
         <w:rPr>
@@ -1634,7 +1634,7 @@
         <w:rPr>
           <w:lang w:val="en_US" w:bidi="en_US"/>
         </w:rPr>
-        <w:t>Philippians 2:11</w:t>
+        <w:t>Philippians 2:11 (#1)</w:t>
       </w:r>
       <w:r>
         <w:rPr>
@@ -1697,7 +1697,7 @@
         <w:rPr>
           <w:lang w:val="en_US" w:bidi="en_US"/>
         </w:rPr>
-        <w:t>Philippians 2:12</w:t>
+        <w:t>Philippians 2:12 (#1)</w:t>
       </w:r>
       <w:r>
         <w:rPr>
@@ -1760,7 +1760,7 @@
         <w:rPr>
           <w:lang w:val="en_US" w:bidi="en_US"/>
         </w:rPr>
-        <w:t>Philippians 2:13</w:t>
+        <w:t>Philippians 2:13 (#1)</w:t>
       </w:r>
       <w:r>
         <w:rPr>
@@ -1823,7 +1823,7 @@
         <w:rPr>
           <w:lang w:val="en_US" w:bidi="en_US"/>
         </w:rPr>
-        <w:t>Philippians 2:14</w:t>
+        <w:t>Philippians 2:14 (#1)</w:t>
       </w:r>
       <w:r>
         <w:rPr>
@@ -1886,7 +1886,7 @@
         <w:rPr>
           <w:lang w:val="en_US" w:bidi="en_US"/>
         </w:rPr>
-        <w:t>Philippians 2:17</w:t>
+        <w:t>Philippians 2:17 (#1)</w:t>
       </w:r>
       <w:r>
         <w:rPr>
@@ -1949,7 +1949,7 @@
         <w:rPr>
           <w:lang w:val="en_US" w:bidi="en_US"/>
         </w:rPr>
-        <w:t>Philippians 2:20</w:t>
+        <w:t>Philippians 2:20 (#1)</w:t>
       </w:r>
       <w:r>
         <w:rPr>
@@ -2012,7 +2012,7 @@
         <w:rPr>
           <w:lang w:val="en_US" w:bidi="en_US"/>
         </w:rPr>
-        <w:t>Philippians 2:24</w:t>
+        <w:t>Philippians 2:24 (#1)</w:t>
       </w:r>
       <w:r>
         <w:rPr>
@@ -2075,7 +2075,7 @@
         <w:rPr>
           <w:lang w:val="en_US" w:bidi="en_US"/>
         </w:rPr>
-        <w:t>Philippians 2:30</w:t>
+        <w:t>Philippians 2:30 (#1)</w:t>
       </w:r>
       <w:r>
         <w:rPr>
@@ -2138,7 +2138,7 @@
         <w:rPr>
           <w:lang w:val="en_US" w:bidi="en_US"/>
         </w:rPr>
-        <w:t>Philippians 3:2</w:t>
+        <w:t>Philippians 3:2 (#1)</w:t>
       </w:r>
       <w:r>
         <w:rPr>
@@ -2201,7 +2201,7 @@
         <w:rPr>
           <w:lang w:val="en_US" w:bidi="en_US"/>
         </w:rPr>
-        <w:t>Philippians 3:3</w:t>
+        <w:t>Philippians 3:3 (#1)</w:t>
       </w:r>
       <w:r>
         <w:rPr>
@@ -2264,7 +2264,7 @@
         <w:rPr>
           <w:lang w:val="en_US" w:bidi="en_US"/>
         </w:rPr>
-        <w:t>Philippians 3:6</w:t>
+        <w:t>Philippians 3:6 (#1)</w:t>
       </w:r>
       <w:r>
         <w:rPr>
@@ -2327,7 +2327,7 @@
         <w:rPr>
           <w:lang w:val="en_US" w:bidi="en_US"/>
         </w:rPr>
-        <w:t>Philippians 3:7</w:t>
+        <w:t>Philippians 3:7 (#1)</w:t>
       </w:r>
       <w:r>
         <w:rPr>
@@ -2390,7 +2390,7 @@
         <w:rPr>
           <w:lang w:val="en_US" w:bidi="en_US"/>
         </w:rPr>
-        <w:t>Philippians 3:8</w:t>
+        <w:t>Philippians 3:8 (#1)</w:t>
       </w:r>
       <w:r>
         <w:rPr>
@@ -2453,7 +2453,7 @@
         <w:rPr>
           <w:lang w:val="en_US" w:bidi="en_US"/>
         </w:rPr>
-        <w:t>Philippians 3:9</w:t>
+        <w:t>Philippians 3:9 (#1)</w:t>
       </w:r>
       <w:r>
         <w:rPr>
@@ -2516,7 +2516,7 @@
         <w:rPr>
           <w:lang w:val="en_US" w:bidi="en_US"/>
         </w:rPr>
-        <w:t>Philippians 3:10</w:t>
+        <w:t>Philippians 3:10 (#1)</w:t>
       </w:r>
       <w:r>
         <w:rPr>
@@ -2579,7 +2579,7 @@
         <w:rPr>
           <w:lang w:val="en_US" w:bidi="en_US"/>
         </w:rPr>
-        <w:t>Philippians 3:12</w:t>
+        <w:t>Philippians 3:12 (#1)</w:t>
       </w:r>
       <w:r>
         <w:rPr>
@@ -2642,7 +2642,7 @@
         <w:rPr>
           <w:lang w:val="en_US" w:bidi="en_US"/>
         </w:rPr>
-        <w:t>Philippians 3:14</w:t>
+        <w:t>Philippians 3:14 (#1)</w:t>
       </w:r>
       <w:r>
         <w:rPr>
@@ -2705,7 +2705,7 @@
         <w:rPr>
           <w:lang w:val="en_US" w:bidi="en_US"/>
         </w:rPr>
-        <w:t>Philippians 3:17</w:t>
+        <w:t>Philippians 3:17 (#1)</w:t>
       </w:r>
       <w:r>
         <w:rPr>
@@ -2768,7 +2768,7 @@
         <w:rPr>
           <w:lang w:val="en_US" w:bidi="en_US"/>
         </w:rPr>
-        <w:t>Philippians 3:19</w:t>
+        <w:t>Philippians 3:19 (#1)</w:t>
       </w:r>
       <w:r>
         <w:rPr>
@@ -2831,7 +2831,7 @@
         <w:rPr>
           <w:lang w:val="en_US" w:bidi="en_US"/>
         </w:rPr>
-        <w:t>Philippians 3:20</w:t>
+        <w:t>Philippians 3:20 (#1)</w:t>
       </w:r>
       <w:r>
         <w:rPr>
@@ -2894,7 +2894,7 @@
         <w:rPr>
           <w:lang w:val="en_US" w:bidi="en_US"/>
         </w:rPr>
-        <w:t>Philippians 3:21</w:t>
+        <w:t>Philippians 3:21 (#1)</w:t>
       </w:r>
       <w:r>
         <w:rPr>
@@ -2957,7 +2957,7 @@
         <w:rPr>
           <w:lang w:val="en_US" w:bidi="en_US"/>
         </w:rPr>
-        <w:t>Philippians 4:1</w:t>
+        <w:t>Philippians 4:1 (#1)</w:t>
       </w:r>
       <w:r>
         <w:rPr>
@@ -3020,7 +3020,7 @@
         <w:rPr>
           <w:lang w:val="en_US" w:bidi="en_US"/>
         </w:rPr>
-        <w:t>Philippians 4:2</w:t>
+        <w:t>Philippians 4:2 (#1)</w:t>
       </w:r>
       <w:r>
         <w:rPr>
@@ -3083,7 +3083,7 @@
         <w:rPr>
           <w:lang w:val="en_US" w:bidi="en_US"/>
         </w:rPr>
-        <w:t>Philippians 4:4</w:t>
+        <w:t>Philippians 4:4 (#1)</w:t>
       </w:r>
       <w:r>
         <w:rPr>
@@ -3146,7 +3146,7 @@
         <w:rPr>
           <w:lang w:val="en_US" w:bidi="en_US"/>
         </w:rPr>
-        <w:t>Philippians 4:6</w:t>
+        <w:t>Philippians 4:6 (#1)</w:t>
       </w:r>
       <w:r>
         <w:rPr>
@@ -3209,7 +3209,7 @@
         <w:rPr>
           <w:lang w:val="en_US" w:bidi="en_US"/>
         </w:rPr>
-        <w:t>Philippians 4:7</w:t>
+        <w:t>Philippians 4:7 (#1)</w:t>
       </w:r>
       <w:r>
         <w:rPr>
@@ -3272,7 +3272,7 @@
         <w:rPr>
           <w:lang w:val="en_US" w:bidi="en_US"/>
         </w:rPr>
-        <w:t>Philippians 4:8</w:t>
+        <w:t>Philippians 4:8 (#1)</w:t>
       </w:r>
       <w:r>
         <w:rPr>
@@ -3335,7 +3335,7 @@
         <w:rPr>
           <w:lang w:val="en_US" w:bidi="en_US"/>
         </w:rPr>
-        <w:t>Philippians 4:10</w:t>
+        <w:t>Philippians 4:10 (#1)</w:t>
       </w:r>
       <w:r>
         <w:rPr>
@@ -3398,7 +3398,7 @@
         <w:rPr>
           <w:lang w:val="en_US" w:bidi="en_US"/>
         </w:rPr>
-        <w:t>Philippians 4:11–12</w:t>
+        <w:t>Philippians 4:11–12 (#1)</w:t>
       </w:r>
       <w:r>
         <w:rPr>
@@ -3461,7 +3461,7 @@
         <w:rPr>
           <w:lang w:val="en_US" w:bidi="en_US"/>
         </w:rPr>
-        <w:t>Philippians 4:13</w:t>
+        <w:t>Philippians 4:13 (#1)</w:t>
       </w:r>
       <w:r>
         <w:rPr>
@@ -3524,7 +3524,7 @@
         <w:rPr>
           <w:lang w:val="en_US" w:bidi="en_US"/>
         </w:rPr>
-        <w:t>Philippians 4:17</w:t>
+        <w:t>Philippians 4:17 (#1)</w:t>
       </w:r>
       <w:r>
         <w:rPr>
@@ -3587,7 +3587,7 @@
         <w:rPr>
           <w:lang w:val="en_US" w:bidi="en_US"/>
         </w:rPr>
-        <w:t>Philippians 4:18</w:t>
+        <w:t>Philippians 4:18 (#1)</w:t>
       </w:r>
       <w:r>
         <w:rPr>
@@ -3650,7 +3650,7 @@
         <w:rPr>
           <w:lang w:val="en_US" w:bidi="en_US"/>
         </w:rPr>
-        <w:t>Philippians 4:19</w:t>
+        <w:t>Philippians 4:19 (#1)</w:t>
       </w:r>
       <w:r>
         <w:rPr>
@@ -3713,7 +3713,7 @@
         <w:rPr>
           <w:lang w:val="en_US" w:bidi="en_US"/>
         </w:rPr>
-        <w:t>Philippians 4:22</w:t>
+        <w:t>Philippians 4:22 (#1)</w:t>
       </w:r>
       <w:r>
         <w:rPr>
